--- a/Programacion II/Kit docente/Clase 11/Guion Docente Clase 11 - Revision de codigo cruzada.docx
+++ b/Programacion II/Kit docente/Clase 11/Guion Docente Clase 11 - Revision de codigo cruzada.docx
@@ -88,7 +88,7 @@
           <w:color w:val="4A4A49"/>
           <w:sz w:val="22"/>
         </w:rPr>
-        <w:t xml:space="preserve"> Cada equipo recibe un informe externo con hallazgos priorizados y deja escrito su plan de corrección de VetCare antes de la integración final.</w:t>
+        <w:t xml:space="preserve"> Cada estudiante recibe un informe externo con hallazgos priorizados y deja escrito su plan de corrección de VetCare antes de la integración final.</w:t>
       </w:r>
     </w:p>
     <w:p>
@@ -109,7 +109,7 @@
           <w:color w:val="4A4A49"/>
           <w:sz w:val="22"/>
         </w:rPr>
-        <w:t xml:space="preserve"> Informe de revisión de una página sobre el proyecto del equipo asignado: checklist diligenciado con evidencia archivo:línea y cinco hallazgos priorizados con formato Evidencia + Impacto + Sugerencia, subido a ExamLab.</w:t>
+        <w:t xml:space="preserve"> Informe de revisión de una página sobre el proyecto asignado (el de otro estudiante; si el docente autorizó equipos, el de otro equipo): checklist diligenciado con evidencia archivo:línea y cinco hallazgos priorizados con formato Evidencia + Impacto + Sugerencia, subido a ExamLab.</w:t>
       </w:r>
     </w:p>
     <w:p>
@@ -227,7 +227,7 @@
           <w:color w:val="4A4A49"/>
           <w:sz w:val="22"/>
         </w:rPr>
-        <w:t>El checklist es lo que impide que la revisión se vuelva una conversación de gustos. Se construye directamente con los requisitos del PI de VetCare, y sus ítems son binarios y verificables: ¿existe al menos una clase del dominio con atributos privados y getters, o los datos andan sueltos en arreglos de String? ¿se usa una colección de Java para administrar las mascotas? ¿la interfaz gráfica muestra la lista y permite registrar y buscar? ¿hay try-catch en las fronteras, es decir donde entra texto del usuario y donde se toca el archivo? ¿el proyecto guarda y recupera datos de un .txt o .csv? ¿hay algún catch vacío? ¿algún método pasa de cincuenta líneas? ¿hay bloques duplicados? Cada ítem se marca cumple, no cumple o no aplica, y el 'no cumple' obliga a escribir la evidencia archivo:línea. Esto tiene tres efectos: hace comparables las revisiones entre equipos, evita que el revisor se quede solo con lo que le llamó la atención, y le da al equipo autor una lista de trabajo en vez de una sensación. El checklist no reemplaza el criterio; lo ordena, que es distinto.</w:t>
+        <w:t>El checklist es lo que impide que la revisión se vuelva una conversación de gustos. Se construye directamente con los requisitos del PI de VetCare, y sus ítems son binarios y verificables: ¿existe al menos una clase del dominio con atributos privados y getters, o los datos andan sueltos en arreglos de String? ¿se usa una colección de Java para administrar las mascotas? ¿la interfaz gráfica muestra la lista y permite registrar y buscar? ¿hay try-catch en las fronteras, es decir donde entra texto del usuario y donde se toca el archivo? ¿el proyecto guarda y recupera datos de un .txt o .csv? ¿hay algún catch vacío? ¿algún método pasa de cincuenta líneas? ¿hay bloques duplicados? Cada ítem se marca cumple, no cumple o no aplica, y el 'no cumple' obliga a escribir la evidencia archivo:línea. Esto tiene tres efectos: hace comparables las revisiones entre unos y otros, evita que el revisor se quede solo con lo que le llamó la atención, y le da al equipo autor una lista de trabajo en vez de una sensación. El checklist no reemplaza el criterio; lo ordena, que es distinto.</w:t>
       </w:r>
     </w:p>
     <w:p>
@@ -247,7 +247,7 @@
           <w:color w:val="4A4A49"/>
           <w:sz w:val="22"/>
         </w:rPr>
-        <w:t>Error tipico del docente que no domina el tema: cree que revisar código es leer y decir si le gusta, entonces la sesión se convierte en un intercambio de opiniones sobre llaves e indentación mientras el NullPointerException sigue vivo; o peor, convierte la revisión en calificación entre estudiantes y se le arma la pelea en clase, porque nadie recibe bien que un compañero le ponga la nota. Otro error muy frecuente es no exigir que el revisor ejecute el proyecto antes de escribir: así aparecen hallazgos inventados y el equipo autor se defiende con razón, con lo cual la actividad pierde toda autoridad. Y un tercero: no dar plantilla ni checklist, esperando que el criterio salga solo. El manejo correcto es explícito desde el minuto uno: la nota la pone el docente y el informe del equipo revisor es un insumo, no una sentencia; todo hallazgo va con evidencia reproducible; se revisa el código y nunca a la persona; y el docente modela en vivo, con VetCareParaRevisar.java proyectado, cómo se reescribe un comentario agresivo en uno accionable. Un docente que nunca ha recibido una revisión de su propio código tiende a defender el suyo igual que el estudiante, y por eso conviene que empiece dejando revisar el archivo de la demo.</w:t>
+        <w:t>Error tipico del docente que no domina el tema: cree que revisar código es leer y decir si le gusta, entonces la sesión se convierte en un intercambio de opiniones sobre llaves e indentación mientras el NullPointerException sigue vivo; o peor, convierte la revisión en calificación entre estudiantes y se le arma la pelea en clase, porque nadie recibe bien que un compañero le ponga la nota. Otro error muy frecuente es no exigir que el revisor ejecute el proyecto antes de escribir: así aparecen hallazgos inventados y el autor se defiende con razón, con lo cual la actividad pierde toda autoridad. Y un tercero: no dar plantilla ni checklist, esperando que el criterio salga solo. El manejo correcto es explícito desde el minuto uno: la nota la pone el docente y el informe de quien revisa es un insumo, no una sentencia; todo hallazgo va con evidencia reproducible; se revisa el código y nunca a la persona; y el docente modela en vivo, con VetCareParaRevisar.java proyectado, cómo se reescribe un comentario agresivo en uno accionable. Un docente que nunca ha recibido una revisión de su propio código tiende a defender el suyo igual que el estudiante, y por eso conviene que empiece dejando revisar el archivo de la demo.</w:t>
       </w:r>
     </w:p>
     <w:p>
@@ -309,7 +309,7 @@
           <w:color w:val="4A4A49"/>
           <w:sz w:val="22"/>
         </w:rPr>
-        <w:t xml:space="preserve"> «Hoy avanzamos VetCare en: Cada equipo recibe un informe externo con hallazgos priorizados y deja escrito su plan de corrección de VetCare antes de la integración final.. La teoria es corta; el peso esta en</w:t>
+        <w:t xml:space="preserve"> «Hoy avanzamos VetCare en: Cada estudiante recibe un informe externo con hallazgos priorizados y deja escrito su plan de corrección de VetCare antes de la integración final.. La teoria es corta; el peso esta en</w:t>
       </w:r>
     </w:p>
     <w:p>
@@ -372,7 +372,7 @@
           <w:color w:val="4A4A49"/>
           <w:sz w:val="22"/>
         </w:rPr>
-        <w:t>Pregunta al aire (2 min): ¿donde encaja esto en el VetCare de su equipo?</w:t>
+        <w:t>Pregunta al aire (2 min): ¿donde encaja esto en su VetCare?</w:t>
       </w:r>
     </w:p>
     <w:p>
@@ -464,7 +464,7 @@
           <w:color w:val="4A4A49"/>
           <w:sz w:val="22"/>
         </w:rPr>
-        <w:t xml:space="preserve"> «Equipos: abran su proyecto VetCare. Esto suma a la rubrica del PI.»</w:t>
+        <w:t xml:space="preserve"> «Abran su proyecto VetCare. Trabajo individual por defecto; si autorice equipo, el archivo puede ser compartido pero cada uno entrega en ExamLab. Esto suma a la rubrica del PI.»</w:t>
       </w:r>
     </w:p>
     <w:p>
@@ -487,7 +487,7 @@
           <w:color w:val="4A4A49"/>
           <w:sz w:val="22"/>
         </w:rPr>
-        <w:t>Intercambien proyectos: cada equipo entrega su carpeta comprimida más un archivo de tres líneas con las instrucciones de ejecución, y recibe el proyecto de otro equipo; lo primero es abrirlo en NetBeans y ejecutarlo, anotando si arrancó y, si no, el mensaje de error exacto copiado tal cual.</w:t>
+        <w:t>Intercambien proyectos: cada estudiante entrega su carpeta comprimida más un archivo de tres líneas con las instrucciones de ejecución, y recibe el proyecto de otro compañero (si el docente autorizó equipos, el de otro equipo; la revisión funciona igual); lo primero es abrirlo en NetBeans y ejecutarlo, anotando si arrancó y, si no, el mensaje de error exacto copiado tal cual.</w:t>
       </w:r>
     </w:p>
     <w:p>
@@ -539,7 +539,7 @@
           <w:color w:val="4A4A49"/>
           <w:sz w:val="22"/>
         </w:rPr>
-        <w:t>Hagan la devolución cruzada de ocho minutos por equipo y cierren con el plan de corrección escrito por el equipo autor: qué acepta y corrige, qué justifica y deja igual, y qué difiere, con responsable en cada línea.</w:t>
+        <w:t>Hagan la devolución cruzada de ocho minutos por proyecto revisado y cierren con el plan de corrección escrito por su autor: qué acepta y corrige, qué justifica y deja igual, y qué difiere, con responsable en cada línea.</w:t>
       </w:r>
     </w:p>
     <w:p>
@@ -549,7 +549,7 @@
           <w:color w:val="4A4A49"/>
           <w:sz w:val="22"/>
         </w:rPr>
-        <w:t>Circular por los equipos. Empujar evidencia funcionando, no perfeccionismo.</w:t>
+        <w:t>Circular por los puestos. Empujar evidencia funcionando, no perfeccionismo.</w:t>
       </w:r>
     </w:p>
     <w:p>
@@ -559,7 +559,7 @@
           <w:color w:val="4A4A49"/>
           <w:sz w:val="22"/>
         </w:rPr>
-        <w:t>Entregable: Informe de revisión de una página sobre el proyecto del equipo asignado: checklist diligenciado con evidencia archivo:línea y cinco hallazgos priorizados con formato Evidencia + Impacto + Sugerencia, subido a ExamLab.</w:t>
+        <w:t>Entregable: Informe de revisión de una página sobre el proyecto asignado (el de otro estudiante; si el docente autorizó equipos, el de otro equipo): checklist diligenciado con evidencia archivo:línea y cinco hallazgos priorizados con formato Evidencia + Impacto + Sugerencia, subido a ExamLab.</w:t>
       </w:r>
     </w:p>
     <w:p>
@@ -644,7 +644,7 @@
           <w:color w:val="4A4A49"/>
           <w:sz w:val="22"/>
         </w:rPr>
-        <w:t xml:space="preserve"> «Queda avanzado: Cada equipo recibe un informe externo con hallazgos priorizados y deja escrito su plan de corrección de VetCare antes de la integración final.. Entrega en ExamLab, domingo 23:59.»</w:t>
+        <w:t xml:space="preserve"> «Queda avanzado: Cada estudiante recibe un informe externo con hallazgos priorizados y deja escrito su plan de corrección de VetCare antes de la integración final.. Entrega en ExamLab, domingo 23:59.»</w:t>
       </w:r>
     </w:p>
     <w:p>

--- a/Programacion II/Kit docente/Clase 11/Guion Docente Clase 11 - Revision de codigo cruzada.docx
+++ b/Programacion II/Kit docente/Clase 11/Guion Docente Clase 11 - Revision de codigo cruzada.docx
@@ -227,7 +227,7 @@
           <w:color w:val="4A4A49"/>
           <w:sz w:val="22"/>
         </w:rPr>
-        <w:t>El checklist es lo que impide que la revisión se vuelva una conversación de gustos. Se construye directamente con los requisitos del PI de VetCare, y sus ítems son binarios y verificables: ¿existe al menos una clase del dominio con atributos privados y getters, o los datos andan sueltos en arreglos de String? ¿se usa una colección de Java para administrar las mascotas? ¿la interfaz gráfica muestra la lista y permite registrar y buscar? ¿hay try-catch en las fronteras, es decir donde entra texto del usuario y donde se toca el archivo? ¿el proyecto guarda y recupera datos de un .txt o .csv? ¿hay algún catch vacío? ¿algún método pasa de cincuenta líneas? ¿hay bloques duplicados? Cada ítem se marca cumple, no cumple o no aplica, y el 'no cumple' obliga a escribir la evidencia archivo:línea. Esto tiene tres efectos: hace comparables las revisiones entre unos y otros, evita que el revisor se quede solo con lo que le llamó la atención, y le da al equipo autor una lista de trabajo en vez de una sensación. El checklist no reemplaza el criterio; lo ordena, que es distinto.</w:t>
+        <w:t>El checklist es lo que impide que la revisión se vuelva una conversación de gustos. Se construye directamente con los requisitos del PI de VetCare, y sus ítems son binarios y verificables: ¿existe al menos una clase del dominio con atributos privados y getters, o los datos andan sueltos en arreglos de String? ¿se usa una colección de Java para administrar las mascotas? ¿la interfaz gráfica muestra la lista y permite registrar y buscar? ¿hay try-catch en las fronteras, es decir donde entra texto del usuario y donde se toca el archivo? ¿el proyecto guarda y recupera datos de un .txt o .csv? ¿hay algún catch vacío? ¿algún método pasa de cincuenta líneas? ¿hay bloques duplicados? Cada ítem se marca cumple, no cumple o no aplica, y el 'no cumple' obliga a escribir la evidencia archivo:línea. Esto tiene tres efectos: hace comparables las revisiones entre unos y otros, evita que el revisor se quede solo con lo que le llamó la atención, y le da al autor del proyecto una lista de trabajo en vez de una sensación. El checklist no reemplaza el criterio; lo ordena, que es distinto.</w:t>
       </w:r>
     </w:p>
     <w:p>

--- a/Programacion II/Kit docente/Clase 11/Guion Docente Clase 11 - Revision de codigo cruzada.docx
+++ b/Programacion II/Kit docente/Clase 11/Guion Docente Clase 11 - Revision de codigo cruzada.docx
@@ -156,6 +156,7 @@
       <w:r>
         <w:rPr>
           <w:rFonts w:ascii="Consolas" w:hAnsi="Consolas"/>
+          <w:b w:val="0"/>
           <w:color w:val="111111"/>
           <w:sz w:val="21"/>
         </w:rPr>
@@ -430,6 +431,7 @@
       <w:r>
         <w:rPr>
           <w:rFonts w:ascii="Consolas" w:hAnsi="Consolas"/>
+          <w:b w:val="0"/>
           <w:color w:val="111111"/>
           <w:sz w:val="21"/>
         </w:rPr>
@@ -597,6 +599,7 @@
       <w:r>
         <w:rPr>
           <w:rFonts w:ascii="Consolas" w:hAnsi="Consolas"/>
+          <w:b w:val="0"/>
           <w:color w:val="111111"/>
           <w:sz w:val="21"/>
         </w:rPr>
@@ -664,6 +667,7 @@
       <w:r>
         <w:rPr>
           <w:rFonts w:ascii="Consolas" w:hAnsi="Consolas"/>
+          <w:b w:val="0"/>
           <w:color w:val="111111"/>
           <w:sz w:val="21"/>
         </w:rPr>

--- a/Programacion II/Kit docente/Clase 11/Guion Docente Clase 11 - Revision de codigo cruzada.docx
+++ b/Programacion II/Kit docente/Clase 11/Guion Docente Clase 11 - Revision de codigo cruzada.docx
@@ -130,7 +130,7 @@
           <w:color w:val="4A4A49"/>
           <w:sz w:val="22"/>
         </w:rPr>
-        <w:t xml:space="preserve"> Apache NetBeans</w:t>
+        <w:t xml:space="preserve"> Visual Studio Code (Java)</w:t>
       </w:r>
     </w:p>
     <w:p>
@@ -489,7 +489,7 @@
           <w:color w:val="4A4A49"/>
           <w:sz w:val="22"/>
         </w:rPr>
-        <w:t>Intercambien proyectos: cada estudiante entrega su carpeta comprimida más un archivo de tres líneas con las instrucciones de ejecución, y recibe el proyecto de otro compañero (si el docente autorizó equipos, el de otro equipo; la revisión funciona igual); lo primero es abrirlo en NetBeans y ejecutarlo, anotando si arrancó y, si no, el mensaje de error exacto copiado tal cual.</w:t>
+        <w:t>Intercambien proyectos: cada estudiante entrega su carpeta comprimida más un archivo de tres líneas con las instrucciones de ejecución, y recibe el proyecto de otro compañero (si el docente autorizó equipos, el de otro equipo; la revisión funciona igual); lo primero es abrirlo en VS Code y ejecutarlo, anotando si arrancó y, si no, el mensaje de error exacto copiado tal cual.</w:t>
       </w:r>
     </w:p>
     <w:p>
